--- a/IT_Technical_Support/Windows_Reset.docx
+++ b/IT_Technical_Support/Windows_Reset.docx
@@ -1,6 +1,6 @@
 
 <file path=word/document.xml><?xml version="1.0" encoding="utf-8"?>
-<w:document xmlns:wpc="http://schemas.microsoft.com/office/word/2010/wordprocessingCanvas" xmlns:cx="http://schemas.microsoft.com/office/drawing/2014/chartex" xmlns:cx1="http://schemas.microsoft.com/office/drawing/2015/9/8/chartex" xmlns:cx2="http://schemas.microsoft.com/office/drawing/2015/10/21/chartex" xmlns:cx3="http://schemas.microsoft.com/office/drawing/2016/5/9/chartex" xmlns:cx4="http://schemas.microsoft.com/office/drawing/2016/5/10/chartex" xmlns:cx5="http://schemas.microsoft.com/office/drawing/2016/5/11/chartex" xmlns:cx6="http://schemas.microsoft.com/office/drawing/2016/5/12/chartex" xmlns:cx7="http://schemas.microsoft.com/office/drawing/2016/5/13/chartex" xmlns:cx8="http://schemas.microsoft.com/office/drawing/2016/5/14/chartex" xmlns:mc="http://schemas.openxmlformats.org/markup-compatibility/2006" xmlns:aink="http://schemas.microsoft.com/office/drawing/2016/ink" xmlns:am3d="http://schemas.microsoft.com/office/drawing/2017/model3d" xmlns:o="urn:schemas-microsoft-com:office:office" xmlns:oel="http://schemas.microsoft.com/office/2019/extlst" xmlns:r="http://schemas.openxmlformats.org/officeDocument/2006/relationships" xmlns:m="http://schemas.openxmlformats.org/officeDocument/2006/math" xmlns:v="urn:schemas-microsoft-com:vml" xmlns:wp14="http://schemas.microsoft.com/office/word/2010/wordprocessingDrawing" xmlns:wp="http://schemas.openxmlformats.org/drawingml/2006/wordprocessingDrawing" xmlns:w10="urn:schemas-microsoft-com:office:word" xmlns:w="http://schemas.openxmlformats.org/wordprocessingml/2006/main" xmlns:w14="http://schemas.microsoft.com/office/word/2010/wordml" xmlns:w15="http://schemas.microsoft.com/office/word/2012/wordml" xmlns:w16cex="http://schemas.microsoft.com/office/word/2018/wordml/cex" xmlns:w16cid="http://schemas.microsoft.com/office/word/2016/wordml/cid" xmlns:w16="http://schemas.microsoft.com/office/word/2018/wordml" xmlns:w16sdtdh="http://schemas.microsoft.com/office/word/2020/wordml/sdtdatahash" xmlns:w16se="http://schemas.microsoft.com/office/word/2015/wordml/symex" xmlns:wpg="http://schemas.microsoft.com/office/word/2010/wordprocessingGroup" xmlns:wpi="http://schemas.microsoft.com/office/word/2010/wordprocessingInk" xmlns:wne="http://schemas.microsoft.com/office/word/2006/wordml" xmlns:wps="http://schemas.microsoft.com/office/word/2010/wordprocessingShape" mc:Ignorable="w14 w15 w16se w16cid w16 w16cex w16sdtdh wp14">
+<w:document xmlns:wpc="http://schemas.microsoft.com/office/word/2010/wordprocessingCanvas" xmlns:cx="http://schemas.microsoft.com/office/drawing/2014/chartex" xmlns:cx1="http://schemas.microsoft.com/office/drawing/2015/9/8/chartex" xmlns:cx2="http://schemas.microsoft.com/office/drawing/2015/10/21/chartex" xmlns:cx3="http://schemas.microsoft.com/office/drawing/2016/5/9/chartex" xmlns:cx4="http://schemas.microsoft.com/office/drawing/2016/5/10/chartex" xmlns:cx5="http://schemas.microsoft.com/office/drawing/2016/5/11/chartex" xmlns:cx6="http://schemas.microsoft.com/office/drawing/2016/5/12/chartex" xmlns:cx7="http://schemas.microsoft.com/office/drawing/2016/5/13/chartex" xmlns:cx8="http://schemas.microsoft.com/office/drawing/2016/5/14/chartex" xmlns:mc="http://schemas.openxmlformats.org/markup-compatibility/2006" xmlns:aink="http://schemas.microsoft.com/office/drawing/2016/ink" xmlns:am3d="http://schemas.microsoft.com/office/drawing/2017/model3d" xmlns:o="urn:schemas-microsoft-com:office:office" xmlns:oel="http://schemas.microsoft.com/office/2019/extlst" xmlns:r="http://schemas.openxmlformats.org/officeDocument/2006/relationships" xmlns:m="http://schemas.openxmlformats.org/officeDocument/2006/math" xmlns:v="urn:schemas-microsoft-com:vml" xmlns:wp14="http://schemas.microsoft.com/office/word/2010/wordprocessingDrawing" xmlns:wp="http://schemas.openxmlformats.org/drawingml/2006/wordprocessingDrawing" xmlns:w10="urn:schemas-microsoft-com:office:word" xmlns:w="http://schemas.openxmlformats.org/wordprocessingml/2006/main" xmlns:w14="http://schemas.microsoft.com/office/word/2010/wordml" xmlns:w15="http://schemas.microsoft.com/office/word/2012/wordml" xmlns:w16cex="http://schemas.microsoft.com/office/word/2018/wordml/cex" xmlns:w16cid="http://schemas.microsoft.com/office/word/2016/wordml/cid" xmlns:w16="http://schemas.microsoft.com/office/word/2018/wordml" xmlns:w16du="http://schemas.microsoft.com/office/word/2023/wordml/word16du" xmlns:w16sdtdh="http://schemas.microsoft.com/office/word/2020/wordml/sdtdatahash" xmlns:w16sdtfl="http://schemas.microsoft.com/office/word/2024/wordml/sdtformatlock" xmlns:w16se="http://schemas.microsoft.com/office/word/2015/wordml/symex" xmlns:wpg="http://schemas.microsoft.com/office/word/2010/wordprocessingGroup" xmlns:wpi="http://schemas.microsoft.com/office/word/2010/wordprocessingInk" xmlns:wne="http://schemas.microsoft.com/office/word/2006/wordml" xmlns:wps="http://schemas.microsoft.com/office/word/2010/wordprocessingShape" mc:Ignorable="w14 w15 w16se w16cid w16 w16cex w16sdtdh w16sdtfl w16du wp14">
   <w:body>
     <w:p>
       <w:pPr>
@@ -423,19 +423,26 @@
           <w:rFonts w:eastAsia="Arial Unicode MS"/>
           <w:b/>
         </w:rPr>
-        <w:t>Get Started</w:t>
-      </w:r>
-      <w:r>
-        <w:rPr>
-          <w:rFonts w:eastAsia="Arial Unicode MS"/>
-        </w:rPr>
-        <w:t xml:space="preserve">. </w:t>
-      </w:r>
-      <w:r>
-        <w:rPr>
-          <w:rFonts w:eastAsia="Arial Unicode MS"/>
-        </w:rPr>
-        <w:t xml:space="preserve">Choose an Option: </w:t>
+        <w:t xml:space="preserve">Reset PC </w:t>
+      </w:r>
+      <w:r>
+        <w:rPr>
+          <w:rFonts w:eastAsia="Arial Unicode MS"/>
+          <w:b/>
+        </w:rPr>
+        <w:sym w:font="Wingdings" w:char="F0E0"/>
+      </w:r>
+      <w:r>
+        <w:rPr>
+          <w:rFonts w:eastAsia="Arial Unicode MS"/>
+        </w:rPr>
+        <w:t xml:space="preserve"> </w:t>
+      </w:r>
+      <w:r>
+        <w:rPr>
+          <w:rFonts w:eastAsia="Arial Unicode MS"/>
+        </w:rPr>
+        <w:t xml:space="preserve">Choose </w:t>
       </w:r>
       <w:r>
         <w:rPr>
@@ -472,54 +479,7 @@
         <w:rPr>
           <w:rFonts w:eastAsia="Arial Unicode MS"/>
         </w:rPr>
-        <w:t xml:space="preserve">You might be warned that some apps will be removed. Click </w:t>
-      </w:r>
-      <w:r>
-        <w:rPr>
-          <w:rFonts w:eastAsia="Arial Unicode MS"/>
-          <w:b/>
-        </w:rPr>
-        <w:t>Reset</w:t>
-      </w:r>
-      <w:r>
-        <w:rPr>
-          <w:rFonts w:eastAsia="Arial Unicode MS"/>
-        </w:rPr>
-        <w:t xml:space="preserve">. </w:t>
-      </w:r>
-    </w:p>
-    <w:p>
-      <w:pPr>
-        <w:rPr>
-          <w:rFonts w:eastAsia="Arial Unicode MS"/>
-        </w:rPr>
-      </w:pPr>
-      <w:r>
-        <w:rPr>
-          <w:rFonts w:eastAsia="Arial Unicode MS"/>
-        </w:rPr>
-        <w:t xml:space="preserve">Windows verifies there’s enough free space on the hard drive to perform the refresh. A lot of space (as much as half the space on the Windows volume) is needed because Windows will store the old Windows installation in a </w:t>
-      </w:r>
-      <w:proofErr w:type="spellStart"/>
-      <w:r>
-        <w:rPr>
-          <w:rFonts w:eastAsia="Arial Unicode MS"/>
-        </w:rPr>
-        <w:t>Windows.old</w:t>
-      </w:r>
-      <w:proofErr w:type="spellEnd"/>
-      <w:r>
-        <w:rPr>
-          <w:rFonts w:eastAsia="Arial Unicode MS"/>
-        </w:rPr>
-        <w:t xml:space="preserve"> folder and will also need space to back up apps and data. If there’s not enough space, an error occurs, and you’ll need to </w:t>
-      </w:r>
-      <w:r>
-        <w:rPr>
-          <w:rFonts w:eastAsia="Arial Unicode MS"/>
-        </w:rPr>
-        <w:lastRenderedPageBreak/>
-        <w:t>delete files or folders or move them to a different location to free up enough space and start the refresh again.</w:t>
+        <w:t>Getting Things Ready.</w:t>
       </w:r>
     </w:p>
     <w:p>
@@ -537,19 +497,65 @@
         <w:rPr>
           <w:rFonts w:eastAsia="Arial Unicode MS"/>
         </w:rPr>
-        <w:t>If no image or recovery partition is found, it requests the Windows setup DVD if it’s not already available. The refresh process will use the Windows setup DVD to perform a parti</w:t>
-      </w:r>
-      <w:r>
-        <w:rPr>
-          <w:rFonts w:eastAsia="Arial Unicode MS"/>
-        </w:rPr>
-        <w:t>al in-place upgrade of Windows</w:t>
-      </w:r>
-      <w:r>
-        <w:rPr>
-          <w:rFonts w:eastAsia="Arial Unicode MS"/>
-        </w:rPr>
-        <w:t>.</w:t>
+        <w:t xml:space="preserve">How would you like to reinstall Windows? </w:t>
+      </w:r>
+    </w:p>
+    <w:p>
+      <w:pPr>
+        <w:pStyle w:val="ListParagraph"/>
+        <w:numPr>
+          <w:ilvl w:val="1"/>
+          <w:numId w:val="6"/>
+        </w:numPr>
+        <w:rPr>
+          <w:rFonts w:eastAsia="Arial Unicode MS"/>
+        </w:rPr>
+      </w:pPr>
+      <w:r>
+        <w:rPr>
+          <w:rFonts w:eastAsia="Arial Unicode MS"/>
+          <w:b/>
+          <w:bCs/>
+        </w:rPr>
+        <w:t>Cloud download</w:t>
+      </w:r>
+      <w:r>
+        <w:rPr>
+          <w:rFonts w:eastAsia="Arial Unicode MS"/>
+        </w:rPr>
+        <w:t xml:space="preserve"> gets you fresh copies of your installation files.</w:t>
+      </w:r>
+    </w:p>
+    <w:p>
+      <w:pPr>
+        <w:pStyle w:val="ListParagraph"/>
+        <w:numPr>
+          <w:ilvl w:val="1"/>
+          <w:numId w:val="6"/>
+        </w:numPr>
+        <w:rPr>
+          <w:rFonts w:eastAsia="Arial Unicode MS"/>
+        </w:rPr>
+      </w:pPr>
+      <w:r>
+        <w:rPr>
+          <w:rFonts w:eastAsia="Arial Unicode MS"/>
+          <w:b/>
+          <w:bCs/>
+        </w:rPr>
+        <w:t>Local reinstall</w:t>
+      </w:r>
+      <w:r>
+        <w:rPr>
+          <w:rFonts w:eastAsia="Arial Unicode MS"/>
+        </w:rPr>
+        <w:t xml:space="preserve"> uses installation files from your recovery partition.</w:t>
+      </w:r>
+      <w:r>
+        <w:rPr>
+          <w:rFonts w:eastAsia="Arial Unicode MS"/>
+        </w:rPr>
+        <w:t xml:space="preserve"> </w:t>
       </w:r>
     </w:p>
     <w:p>
@@ -566,8 +572,79 @@
       <w:r>
         <w:rPr>
           <w:rFonts w:eastAsia="Arial Unicode MS"/>
+        </w:rPr>
+        <w:t xml:space="preserve">Choose </w:t>
+      </w:r>
+      <w:r>
+        <w:rPr>
+          <w:rFonts w:eastAsia="Arial Unicode MS"/>
           <w:b/>
-        </w:rPr>
+          <w:bCs/>
+        </w:rPr>
+        <w:t>Local reinstall</w:t>
+      </w:r>
+      <w:r>
+        <w:rPr>
+          <w:rFonts w:eastAsia="Arial Unicode MS"/>
+        </w:rPr>
+        <w:t xml:space="preserve"> </w:t>
+      </w:r>
+      <w:r>
+        <w:rPr>
+          <w:rFonts w:eastAsia="Arial Unicode MS"/>
+        </w:rPr>
+        <w:sym w:font="Wingdings" w:char="F0E0"/>
+      </w:r>
+      <w:r>
+        <w:rPr>
+          <w:rFonts w:eastAsia="Arial Unicode MS"/>
+        </w:rPr>
+        <w:t xml:space="preserve"> </w:t>
+      </w:r>
+      <w:r>
+        <w:rPr>
+          <w:rFonts w:eastAsia="Arial Unicode MS"/>
+          <w:b/>
+          <w:bCs/>
+        </w:rPr>
+        <w:t>Next</w:t>
+      </w:r>
+      <w:r>
+        <w:rPr>
+          <w:rFonts w:eastAsia="Arial Unicode MS"/>
+        </w:rPr>
+        <w:t xml:space="preserve"> </w:t>
+      </w:r>
+      <w:r>
+        <w:rPr>
+          <w:rFonts w:eastAsia="Arial Unicode MS"/>
+        </w:rPr>
+        <w:sym w:font="Wingdings" w:char="F0E0"/>
+      </w:r>
+      <w:r>
+        <w:rPr>
+          <w:rFonts w:eastAsia="Arial Unicode MS"/>
+        </w:rPr>
+        <w:t xml:space="preserve"> The reinstallation process will begin.</w:t>
+      </w:r>
+    </w:p>
+    <w:p>
+      <w:pPr>
+        <w:pStyle w:val="ListParagraph"/>
+        <w:numPr>
+          <w:ilvl w:val="0"/>
+          <w:numId w:val="6"/>
+        </w:numPr>
+        <w:rPr>
+          <w:rFonts w:eastAsia="Arial Unicode MS"/>
+        </w:rPr>
+      </w:pPr>
+      <w:r>
+        <w:rPr>
+          <w:rFonts w:eastAsia="Arial Unicode MS"/>
+          <w:b/>
+        </w:rPr>
+        <w:lastRenderedPageBreak/>
         <w:t>Insert a screenshot:</w:t>
       </w:r>
     </w:p>
@@ -667,21 +744,7 @@
         <w:rPr>
           <w:rFonts w:eastAsia="Arial Unicode MS"/>
         </w:rPr>
-        <w:t xml:space="preserve">The refresh created a </w:t>
-      </w:r>
-      <w:proofErr w:type="spellStart"/>
-      <w:r>
-        <w:rPr>
-          <w:rFonts w:eastAsia="Arial Unicode MS"/>
-        </w:rPr>
-        <w:t>Windows.old</w:t>
-      </w:r>
-      <w:proofErr w:type="spellEnd"/>
-      <w:r>
-        <w:rPr>
-          <w:rFonts w:eastAsia="Arial Unicode MS"/>
-        </w:rPr>
-        <w:t xml:space="preserve"> folder containing the old Windows installation. After you’re sure you don’t need anything in it, you can delete the folder to free up the disk space.</w:t>
+        <w:t>The refresh created a Windows.old folder containing the old Windows installation. After you’re sure you don’t need anything in it, you can delete the folder to free up the disk space.</w:t>
       </w:r>
     </w:p>
     <w:p>
@@ -776,6 +839,13 @@
           <w:b/>
         </w:rPr>
         <w:t>Remove everything</w:t>
+      </w:r>
+      <w:r>
+        <w:rPr>
+          <w:rFonts w:eastAsia="Arial Unicode MS"/>
+          <w:b/>
+        </w:rPr>
+        <w:t>.</w:t>
       </w:r>
     </w:p>
     <w:p>
@@ -877,12 +947,7 @@
       </w:r>
     </w:p>
     <w:sectPr>
-      <w:headerReference w:type="even" r:id="rId7"/>
-      <w:headerReference w:type="default" r:id="rId8"/>
-      <w:footerReference w:type="even" r:id="rId9"/>
-      <w:footerReference w:type="default" r:id="rId10"/>
-      <w:headerReference w:type="first" r:id="rId11"/>
-      <w:footerReference w:type="first" r:id="rId12"/>
+      <w:footerReference w:type="default" r:id="rId7"/>
       <w:pgSz w:w="12240" w:h="15840"/>
       <w:pgMar w:top="1440" w:right="1440" w:bottom="1440" w:left="1440" w:header="720" w:footer="720" w:gutter="0"/>
       <w:cols w:space="720"/>
@@ -893,7 +958,7 @@
 </file>
 
 <file path=word/endnotes.xml><?xml version="1.0" encoding="utf-8"?>
-<w:endnotes xmlns:wpc="http://schemas.microsoft.com/office/word/2010/wordprocessingCanvas" xmlns:cx="http://schemas.microsoft.com/office/drawing/2014/chartex" xmlns:cx1="http://schemas.microsoft.com/office/drawing/2015/9/8/chartex" xmlns:cx2="http://schemas.microsoft.com/office/drawing/2015/10/21/chartex" xmlns:cx3="http://schemas.microsoft.com/office/drawing/2016/5/9/chartex" xmlns:cx4="http://schemas.microsoft.com/office/drawing/2016/5/10/chartex" xmlns:cx5="http://schemas.microsoft.com/office/drawing/2016/5/11/chartex" xmlns:cx6="http://schemas.microsoft.com/office/drawing/2016/5/12/chartex" xmlns:cx7="http://schemas.microsoft.com/office/drawing/2016/5/13/chartex" xmlns:cx8="http://schemas.microsoft.com/office/drawing/2016/5/14/chartex" xmlns:mc="http://schemas.openxmlformats.org/markup-compatibility/2006" xmlns:aink="http://schemas.microsoft.com/office/drawing/2016/ink" xmlns:am3d="http://schemas.microsoft.com/office/drawing/2017/model3d" xmlns:o="urn:schemas-microsoft-com:office:office" xmlns:oel="http://schemas.microsoft.com/office/2019/extlst" xmlns:r="http://schemas.openxmlformats.org/officeDocument/2006/relationships" xmlns:m="http://schemas.openxmlformats.org/officeDocument/2006/math" xmlns:v="urn:schemas-microsoft-com:vml" xmlns:wp14="http://schemas.microsoft.com/office/word/2010/wordprocessingDrawing" xmlns:wp="http://schemas.openxmlformats.org/drawingml/2006/wordprocessingDrawing" xmlns:w10="urn:schemas-microsoft-com:office:word" xmlns:w="http://schemas.openxmlformats.org/wordprocessingml/2006/main" xmlns:w14="http://schemas.microsoft.com/office/word/2010/wordml" xmlns:w15="http://schemas.microsoft.com/office/word/2012/wordml" xmlns:w16cex="http://schemas.microsoft.com/office/word/2018/wordml/cex" xmlns:w16cid="http://schemas.microsoft.com/office/word/2016/wordml/cid" xmlns:w16="http://schemas.microsoft.com/office/word/2018/wordml" xmlns:w16sdtdh="http://schemas.microsoft.com/office/word/2020/wordml/sdtdatahash" xmlns:w16se="http://schemas.microsoft.com/office/word/2015/wordml/symex" xmlns:wpg="http://schemas.microsoft.com/office/word/2010/wordprocessingGroup" xmlns:wpi="http://schemas.microsoft.com/office/word/2010/wordprocessingInk" xmlns:wne="http://schemas.microsoft.com/office/word/2006/wordml" xmlns:wps="http://schemas.microsoft.com/office/word/2010/wordprocessingShape" mc:Ignorable="w14 w15 w16se w16cid w16 w16cex w16sdtdh wp14">
+<w:endnotes xmlns:wpc="http://schemas.microsoft.com/office/word/2010/wordprocessingCanvas" xmlns:cx="http://schemas.microsoft.com/office/drawing/2014/chartex" xmlns:cx1="http://schemas.microsoft.com/office/drawing/2015/9/8/chartex" xmlns:cx2="http://schemas.microsoft.com/office/drawing/2015/10/21/chartex" xmlns:cx3="http://schemas.microsoft.com/office/drawing/2016/5/9/chartex" xmlns:cx4="http://schemas.microsoft.com/office/drawing/2016/5/10/chartex" xmlns:cx5="http://schemas.microsoft.com/office/drawing/2016/5/11/chartex" xmlns:cx6="http://schemas.microsoft.com/office/drawing/2016/5/12/chartex" xmlns:cx7="http://schemas.microsoft.com/office/drawing/2016/5/13/chartex" xmlns:cx8="http://schemas.microsoft.com/office/drawing/2016/5/14/chartex" xmlns:mc="http://schemas.openxmlformats.org/markup-compatibility/2006" xmlns:aink="http://schemas.microsoft.com/office/drawing/2016/ink" xmlns:am3d="http://schemas.microsoft.com/office/drawing/2017/model3d" xmlns:o="urn:schemas-microsoft-com:office:office" xmlns:oel="http://schemas.microsoft.com/office/2019/extlst" xmlns:r="http://schemas.openxmlformats.org/officeDocument/2006/relationships" xmlns:m="http://schemas.openxmlformats.org/officeDocument/2006/math" xmlns:v="urn:schemas-microsoft-com:vml" xmlns:wp14="http://schemas.microsoft.com/office/word/2010/wordprocessingDrawing" xmlns:wp="http://schemas.openxmlformats.org/drawingml/2006/wordprocessingDrawing" xmlns:w10="urn:schemas-microsoft-com:office:word" xmlns:w="http://schemas.openxmlformats.org/wordprocessingml/2006/main" xmlns:w14="http://schemas.microsoft.com/office/word/2010/wordml" xmlns:w15="http://schemas.microsoft.com/office/word/2012/wordml" xmlns:w16cex="http://schemas.microsoft.com/office/word/2018/wordml/cex" xmlns:w16cid="http://schemas.microsoft.com/office/word/2016/wordml/cid" xmlns:w16="http://schemas.microsoft.com/office/word/2018/wordml" xmlns:w16du="http://schemas.microsoft.com/office/word/2023/wordml/word16du" xmlns:w16sdtdh="http://schemas.microsoft.com/office/word/2020/wordml/sdtdatahash" xmlns:w16sdtfl="http://schemas.microsoft.com/office/word/2024/wordml/sdtformatlock" xmlns:w16se="http://schemas.microsoft.com/office/word/2015/wordml/symex" xmlns:wpg="http://schemas.microsoft.com/office/word/2010/wordprocessingGroup" xmlns:wpi="http://schemas.microsoft.com/office/word/2010/wordprocessingInk" xmlns:wne="http://schemas.microsoft.com/office/word/2006/wordml" xmlns:wps="http://schemas.microsoft.com/office/word/2010/wordprocessingShape" mc:Ignorable="w14 w15 w16se w16cid w16 w16cex w16sdtdh w16sdtfl w16du wp14">
   <w:endnote w:type="separator" w:id="-1">
     <w:p>
       <w:pPr>
@@ -918,17 +983,7 @@
 </file>
 
 <file path=word/footer1.xml><?xml version="1.0" encoding="utf-8"?>
-<w:ftr xmlns:wpc="http://schemas.microsoft.com/office/word/2010/wordprocessingCanvas" xmlns:cx="http://schemas.microsoft.com/office/drawing/2014/chartex" xmlns:cx1="http://schemas.microsoft.com/office/drawing/2015/9/8/chartex" xmlns:cx2="http://schemas.microsoft.com/office/drawing/2015/10/21/chartex" xmlns:cx3="http://schemas.microsoft.com/office/drawing/2016/5/9/chartex" xmlns:cx4="http://schemas.microsoft.com/office/drawing/2016/5/10/chartex" xmlns:cx5="http://schemas.microsoft.com/office/drawing/2016/5/11/chartex" xmlns:cx6="http://schemas.microsoft.com/office/drawing/2016/5/12/chartex" xmlns:cx7="http://schemas.microsoft.com/office/drawing/2016/5/13/chartex" xmlns:cx8="http://schemas.microsoft.com/office/drawing/2016/5/14/chartex" xmlns:mc="http://schemas.openxmlformats.org/markup-compatibility/2006" xmlns:aink="http://schemas.microsoft.com/office/drawing/2016/ink" xmlns:am3d="http://schemas.microsoft.com/office/drawing/2017/model3d" xmlns:o="urn:schemas-microsoft-com:office:office" xmlns:oel="http://schemas.microsoft.com/office/2019/extlst" xmlns:r="http://schemas.openxmlformats.org/officeDocument/2006/relationships" xmlns:m="http://schemas.openxmlformats.org/officeDocument/2006/math" xmlns:v="urn:schemas-microsoft-com:vml" xmlns:wp14="http://schemas.microsoft.com/office/word/2010/wordprocessingDrawing" xmlns:wp="http://schemas.openxmlformats.org/drawingml/2006/wordprocessingDrawing" xmlns:w10="urn:schemas-microsoft-com:office:word" xmlns:w="http://schemas.openxmlformats.org/wordprocessingml/2006/main" xmlns:w14="http://schemas.microsoft.com/office/word/2010/wordml" xmlns:w15="http://schemas.microsoft.com/office/word/2012/wordml" xmlns:w16cex="http://schemas.microsoft.com/office/word/2018/wordml/cex" xmlns:w16cid="http://schemas.microsoft.com/office/word/2016/wordml/cid" xmlns:w16="http://schemas.microsoft.com/office/word/2018/wordml" xmlns:w16sdtdh="http://schemas.microsoft.com/office/word/2020/wordml/sdtdatahash" xmlns:w16se="http://schemas.microsoft.com/office/word/2015/wordml/symex" xmlns:wpg="http://schemas.microsoft.com/office/word/2010/wordprocessingGroup" xmlns:wpi="http://schemas.microsoft.com/office/word/2010/wordprocessingInk" xmlns:wne="http://schemas.microsoft.com/office/word/2006/wordml" xmlns:wps="http://schemas.microsoft.com/office/word/2010/wordprocessingShape" mc:Ignorable="w14 w15 w16se w16cid w16 w16cex w16sdtdh wp14">
-  <w:p>
-    <w:pPr>
-      <w:pStyle w:val="Footer"/>
-    </w:pPr>
-  </w:p>
-</w:ftr>
-</file>
-
-<file path=word/footer2.xml><?xml version="1.0" encoding="utf-8"?>
-<w:ftr xmlns:wpc="http://schemas.microsoft.com/office/word/2010/wordprocessingCanvas" xmlns:cx="http://schemas.microsoft.com/office/drawing/2014/chartex" xmlns:cx1="http://schemas.microsoft.com/office/drawing/2015/9/8/chartex" xmlns:cx2="http://schemas.microsoft.com/office/drawing/2015/10/21/chartex" xmlns:cx3="http://schemas.microsoft.com/office/drawing/2016/5/9/chartex" xmlns:cx4="http://schemas.microsoft.com/office/drawing/2016/5/10/chartex" xmlns:cx5="http://schemas.microsoft.com/office/drawing/2016/5/11/chartex" xmlns:cx6="http://schemas.microsoft.com/office/drawing/2016/5/12/chartex" xmlns:cx7="http://schemas.microsoft.com/office/drawing/2016/5/13/chartex" xmlns:cx8="http://schemas.microsoft.com/office/drawing/2016/5/14/chartex" xmlns:mc="http://schemas.openxmlformats.org/markup-compatibility/2006" xmlns:aink="http://schemas.microsoft.com/office/drawing/2016/ink" xmlns:am3d="http://schemas.microsoft.com/office/drawing/2017/model3d" xmlns:o="urn:schemas-microsoft-com:office:office" xmlns:oel="http://schemas.microsoft.com/office/2019/extlst" xmlns:r="http://schemas.openxmlformats.org/officeDocument/2006/relationships" xmlns:m="http://schemas.openxmlformats.org/officeDocument/2006/math" xmlns:v="urn:schemas-microsoft-com:vml" xmlns:wp14="http://schemas.microsoft.com/office/word/2010/wordprocessingDrawing" xmlns:wp="http://schemas.openxmlformats.org/drawingml/2006/wordprocessingDrawing" xmlns:w10="urn:schemas-microsoft-com:office:word" xmlns:w="http://schemas.openxmlformats.org/wordprocessingml/2006/main" xmlns:w14="http://schemas.microsoft.com/office/word/2010/wordml" xmlns:w15="http://schemas.microsoft.com/office/word/2012/wordml" xmlns:w16cex="http://schemas.microsoft.com/office/word/2018/wordml/cex" xmlns:w16cid="http://schemas.microsoft.com/office/word/2016/wordml/cid" xmlns:w16="http://schemas.microsoft.com/office/word/2018/wordml" xmlns:w16sdtdh="http://schemas.microsoft.com/office/word/2020/wordml/sdtdatahash" xmlns:w16se="http://schemas.microsoft.com/office/word/2015/wordml/symex" xmlns:wpg="http://schemas.microsoft.com/office/word/2010/wordprocessingGroup" xmlns:wpi="http://schemas.microsoft.com/office/word/2010/wordprocessingInk" xmlns:wne="http://schemas.microsoft.com/office/word/2006/wordml" xmlns:wps="http://schemas.microsoft.com/office/word/2010/wordprocessingShape" mc:Ignorable="w14 w15 w16se w16cid w16 w16cex w16sdtdh wp14">
+<w:ftr xmlns:wpc="http://schemas.microsoft.com/office/word/2010/wordprocessingCanvas" xmlns:cx="http://schemas.microsoft.com/office/drawing/2014/chartex" xmlns:cx1="http://schemas.microsoft.com/office/drawing/2015/9/8/chartex" xmlns:cx2="http://schemas.microsoft.com/office/drawing/2015/10/21/chartex" xmlns:cx3="http://schemas.microsoft.com/office/drawing/2016/5/9/chartex" xmlns:cx4="http://schemas.microsoft.com/office/drawing/2016/5/10/chartex" xmlns:cx5="http://schemas.microsoft.com/office/drawing/2016/5/11/chartex" xmlns:cx6="http://schemas.microsoft.com/office/drawing/2016/5/12/chartex" xmlns:cx7="http://schemas.microsoft.com/office/drawing/2016/5/13/chartex" xmlns:cx8="http://schemas.microsoft.com/office/drawing/2016/5/14/chartex" xmlns:mc="http://schemas.openxmlformats.org/markup-compatibility/2006" xmlns:aink="http://schemas.microsoft.com/office/drawing/2016/ink" xmlns:am3d="http://schemas.microsoft.com/office/drawing/2017/model3d" xmlns:o="urn:schemas-microsoft-com:office:office" xmlns:oel="http://schemas.microsoft.com/office/2019/extlst" xmlns:r="http://schemas.openxmlformats.org/officeDocument/2006/relationships" xmlns:m="http://schemas.openxmlformats.org/officeDocument/2006/math" xmlns:v="urn:schemas-microsoft-com:vml" xmlns:wp14="http://schemas.microsoft.com/office/word/2010/wordprocessingDrawing" xmlns:wp="http://schemas.openxmlformats.org/drawingml/2006/wordprocessingDrawing" xmlns:w10="urn:schemas-microsoft-com:office:word" xmlns:w="http://schemas.openxmlformats.org/wordprocessingml/2006/main" xmlns:w14="http://schemas.microsoft.com/office/word/2010/wordml" xmlns:w15="http://schemas.microsoft.com/office/word/2012/wordml" xmlns:w16cex="http://schemas.microsoft.com/office/word/2018/wordml/cex" xmlns:w16cid="http://schemas.microsoft.com/office/word/2016/wordml/cid" xmlns:w16="http://schemas.microsoft.com/office/word/2018/wordml" xmlns:w16du="http://schemas.microsoft.com/office/word/2023/wordml/word16du" xmlns:w16sdtdh="http://schemas.microsoft.com/office/word/2020/wordml/sdtdatahash" xmlns:w16sdtfl="http://schemas.microsoft.com/office/word/2024/wordml/sdtformatlock" xmlns:w16se="http://schemas.microsoft.com/office/word/2015/wordml/symex" xmlns:wpg="http://schemas.microsoft.com/office/word/2010/wordprocessingGroup" xmlns:wpi="http://schemas.microsoft.com/office/word/2010/wordprocessingInk" xmlns:wne="http://schemas.microsoft.com/office/word/2006/wordml" xmlns:wps="http://schemas.microsoft.com/office/word/2010/wordprocessingShape" mc:Ignorable="w14 w15 w16se w16cid w16 w16cex w16sdtdh w16sdtfl w16du wp14">
   <w:p>
     <w:pPr>
       <w:pStyle w:val="Footer"/>
@@ -1009,7 +1064,10 @@
       <w:t>/</w:t>
     </w:r>
     <w:r>
-      <w:t>07</w:t>
+      <w:t>1</w:t>
+    </w:r>
+    <w:r>
+      <w:t>7</w:t>
     </w:r>
     <w:r>
       <w:t>/20</w:t>
@@ -1018,24 +1076,14 @@
       <w:t>2</w:t>
     </w:r>
     <w:r>
-      <w:t>3</w:t>
+      <w:t>5</w:t>
     </w:r>
   </w:p>
 </w:ftr>
 </file>
 
-<file path=word/footer3.xml><?xml version="1.0" encoding="utf-8"?>
-<w:ftr xmlns:wpc="http://schemas.microsoft.com/office/word/2010/wordprocessingCanvas" xmlns:cx="http://schemas.microsoft.com/office/drawing/2014/chartex" xmlns:cx1="http://schemas.microsoft.com/office/drawing/2015/9/8/chartex" xmlns:cx2="http://schemas.microsoft.com/office/drawing/2015/10/21/chartex" xmlns:cx3="http://schemas.microsoft.com/office/drawing/2016/5/9/chartex" xmlns:cx4="http://schemas.microsoft.com/office/drawing/2016/5/10/chartex" xmlns:cx5="http://schemas.microsoft.com/office/drawing/2016/5/11/chartex" xmlns:cx6="http://schemas.microsoft.com/office/drawing/2016/5/12/chartex" xmlns:cx7="http://schemas.microsoft.com/office/drawing/2016/5/13/chartex" xmlns:cx8="http://schemas.microsoft.com/office/drawing/2016/5/14/chartex" xmlns:mc="http://schemas.openxmlformats.org/markup-compatibility/2006" xmlns:aink="http://schemas.microsoft.com/office/drawing/2016/ink" xmlns:am3d="http://schemas.microsoft.com/office/drawing/2017/model3d" xmlns:o="urn:schemas-microsoft-com:office:office" xmlns:oel="http://schemas.microsoft.com/office/2019/extlst" xmlns:r="http://schemas.openxmlformats.org/officeDocument/2006/relationships" xmlns:m="http://schemas.openxmlformats.org/officeDocument/2006/math" xmlns:v="urn:schemas-microsoft-com:vml" xmlns:wp14="http://schemas.microsoft.com/office/word/2010/wordprocessingDrawing" xmlns:wp="http://schemas.openxmlformats.org/drawingml/2006/wordprocessingDrawing" xmlns:w10="urn:schemas-microsoft-com:office:word" xmlns:w="http://schemas.openxmlformats.org/wordprocessingml/2006/main" xmlns:w14="http://schemas.microsoft.com/office/word/2010/wordml" xmlns:w15="http://schemas.microsoft.com/office/word/2012/wordml" xmlns:w16cex="http://schemas.microsoft.com/office/word/2018/wordml/cex" xmlns:w16cid="http://schemas.microsoft.com/office/word/2016/wordml/cid" xmlns:w16="http://schemas.microsoft.com/office/word/2018/wordml" xmlns:w16sdtdh="http://schemas.microsoft.com/office/word/2020/wordml/sdtdatahash" xmlns:w16se="http://schemas.microsoft.com/office/word/2015/wordml/symex" xmlns:wpg="http://schemas.microsoft.com/office/word/2010/wordprocessingGroup" xmlns:wpi="http://schemas.microsoft.com/office/word/2010/wordprocessingInk" xmlns:wne="http://schemas.microsoft.com/office/word/2006/wordml" xmlns:wps="http://schemas.microsoft.com/office/word/2010/wordprocessingShape" mc:Ignorable="w14 w15 w16se w16cid w16 w16cex w16sdtdh wp14">
-  <w:p>
-    <w:pPr>
-      <w:pStyle w:val="Footer"/>
-    </w:pPr>
-  </w:p>
-</w:ftr>
-</file>
-
 <file path=word/footnotes.xml><?xml version="1.0" encoding="utf-8"?>
-<w:footnotes xmlns:wpc="http://schemas.microsoft.com/office/word/2010/wordprocessingCanvas" xmlns:cx="http://schemas.microsoft.com/office/drawing/2014/chartex" xmlns:cx1="http://schemas.microsoft.com/office/drawing/2015/9/8/chartex" xmlns:cx2="http://schemas.microsoft.com/office/drawing/2015/10/21/chartex" xmlns:cx3="http://schemas.microsoft.com/office/drawing/2016/5/9/chartex" xmlns:cx4="http://schemas.microsoft.com/office/drawing/2016/5/10/chartex" xmlns:cx5="http://schemas.microsoft.com/office/drawing/2016/5/11/chartex" xmlns:cx6="http://schemas.microsoft.com/office/drawing/2016/5/12/chartex" xmlns:cx7="http://schemas.microsoft.com/office/drawing/2016/5/13/chartex" xmlns:cx8="http://schemas.microsoft.com/office/drawing/2016/5/14/chartex" xmlns:mc="http://schemas.openxmlformats.org/markup-compatibility/2006" xmlns:aink="http://schemas.microsoft.com/office/drawing/2016/ink" xmlns:am3d="http://schemas.microsoft.com/office/drawing/2017/model3d" xmlns:o="urn:schemas-microsoft-com:office:office" xmlns:oel="http://schemas.microsoft.com/office/2019/extlst" xmlns:r="http://schemas.openxmlformats.org/officeDocument/2006/relationships" xmlns:m="http://schemas.openxmlformats.org/officeDocument/2006/math" xmlns:v="urn:schemas-microsoft-com:vml" xmlns:wp14="http://schemas.microsoft.com/office/word/2010/wordprocessingDrawing" xmlns:wp="http://schemas.openxmlformats.org/drawingml/2006/wordprocessingDrawing" xmlns:w10="urn:schemas-microsoft-com:office:word" xmlns:w="http://schemas.openxmlformats.org/wordprocessingml/2006/main" xmlns:w14="http://schemas.microsoft.com/office/word/2010/wordml" xmlns:w15="http://schemas.microsoft.com/office/word/2012/wordml" xmlns:w16cex="http://schemas.microsoft.com/office/word/2018/wordml/cex" xmlns:w16cid="http://schemas.microsoft.com/office/word/2016/wordml/cid" xmlns:w16="http://schemas.microsoft.com/office/word/2018/wordml" xmlns:w16sdtdh="http://schemas.microsoft.com/office/word/2020/wordml/sdtdatahash" xmlns:w16se="http://schemas.microsoft.com/office/word/2015/wordml/symex" xmlns:wpg="http://schemas.microsoft.com/office/word/2010/wordprocessingGroup" xmlns:wpi="http://schemas.microsoft.com/office/word/2010/wordprocessingInk" xmlns:wne="http://schemas.microsoft.com/office/word/2006/wordml" xmlns:wps="http://schemas.microsoft.com/office/word/2010/wordprocessingShape" mc:Ignorable="w14 w15 w16se w16cid w16 w16cex w16sdtdh wp14">
+<w:footnotes xmlns:wpc="http://schemas.microsoft.com/office/word/2010/wordprocessingCanvas" xmlns:cx="http://schemas.microsoft.com/office/drawing/2014/chartex" xmlns:cx1="http://schemas.microsoft.com/office/drawing/2015/9/8/chartex" xmlns:cx2="http://schemas.microsoft.com/office/drawing/2015/10/21/chartex" xmlns:cx3="http://schemas.microsoft.com/office/drawing/2016/5/9/chartex" xmlns:cx4="http://schemas.microsoft.com/office/drawing/2016/5/10/chartex" xmlns:cx5="http://schemas.microsoft.com/office/drawing/2016/5/11/chartex" xmlns:cx6="http://schemas.microsoft.com/office/drawing/2016/5/12/chartex" xmlns:cx7="http://schemas.microsoft.com/office/drawing/2016/5/13/chartex" xmlns:cx8="http://schemas.microsoft.com/office/drawing/2016/5/14/chartex" xmlns:mc="http://schemas.openxmlformats.org/markup-compatibility/2006" xmlns:aink="http://schemas.microsoft.com/office/drawing/2016/ink" xmlns:am3d="http://schemas.microsoft.com/office/drawing/2017/model3d" xmlns:o="urn:schemas-microsoft-com:office:office" xmlns:oel="http://schemas.microsoft.com/office/2019/extlst" xmlns:r="http://schemas.openxmlformats.org/officeDocument/2006/relationships" xmlns:m="http://schemas.openxmlformats.org/officeDocument/2006/math" xmlns:v="urn:schemas-microsoft-com:vml" xmlns:wp14="http://schemas.microsoft.com/office/word/2010/wordprocessingDrawing" xmlns:wp="http://schemas.openxmlformats.org/drawingml/2006/wordprocessingDrawing" xmlns:w10="urn:schemas-microsoft-com:office:word" xmlns:w="http://schemas.openxmlformats.org/wordprocessingml/2006/main" xmlns:w14="http://schemas.microsoft.com/office/word/2010/wordml" xmlns:w15="http://schemas.microsoft.com/office/word/2012/wordml" xmlns:w16cex="http://schemas.microsoft.com/office/word/2018/wordml/cex" xmlns:w16cid="http://schemas.microsoft.com/office/word/2016/wordml/cid" xmlns:w16="http://schemas.microsoft.com/office/word/2018/wordml" xmlns:w16du="http://schemas.microsoft.com/office/word/2023/wordml/word16du" xmlns:w16sdtdh="http://schemas.microsoft.com/office/word/2020/wordml/sdtdatahash" xmlns:w16sdtfl="http://schemas.microsoft.com/office/word/2024/wordml/sdtformatlock" xmlns:w16se="http://schemas.microsoft.com/office/word/2015/wordml/symex" xmlns:wpg="http://schemas.microsoft.com/office/word/2010/wordprocessingGroup" xmlns:wpi="http://schemas.microsoft.com/office/word/2010/wordprocessingInk" xmlns:wne="http://schemas.microsoft.com/office/word/2006/wordml" xmlns:wps="http://schemas.microsoft.com/office/word/2010/wordprocessingShape" mc:Ignorable="w14 w15 w16se w16cid w16 w16cex w16sdtdh w16sdtfl w16du wp14">
   <w:footnote w:type="separator" w:id="-1">
     <w:p>
       <w:pPr>
@@ -1059,38 +1107,8 @@
 </w:footnotes>
 </file>
 
-<file path=word/header1.xml><?xml version="1.0" encoding="utf-8"?>
-<w:hdr xmlns:wpc="http://schemas.microsoft.com/office/word/2010/wordprocessingCanvas" xmlns:cx="http://schemas.microsoft.com/office/drawing/2014/chartex" xmlns:cx1="http://schemas.microsoft.com/office/drawing/2015/9/8/chartex" xmlns:cx2="http://schemas.microsoft.com/office/drawing/2015/10/21/chartex" xmlns:cx3="http://schemas.microsoft.com/office/drawing/2016/5/9/chartex" xmlns:cx4="http://schemas.microsoft.com/office/drawing/2016/5/10/chartex" xmlns:cx5="http://schemas.microsoft.com/office/drawing/2016/5/11/chartex" xmlns:cx6="http://schemas.microsoft.com/office/drawing/2016/5/12/chartex" xmlns:cx7="http://schemas.microsoft.com/office/drawing/2016/5/13/chartex" xmlns:cx8="http://schemas.microsoft.com/office/drawing/2016/5/14/chartex" xmlns:mc="http://schemas.openxmlformats.org/markup-compatibility/2006" xmlns:aink="http://schemas.microsoft.com/office/drawing/2016/ink" xmlns:am3d="http://schemas.microsoft.com/office/drawing/2017/model3d" xmlns:o="urn:schemas-microsoft-com:office:office" xmlns:oel="http://schemas.microsoft.com/office/2019/extlst" xmlns:r="http://schemas.openxmlformats.org/officeDocument/2006/relationships" xmlns:m="http://schemas.openxmlformats.org/officeDocument/2006/math" xmlns:v="urn:schemas-microsoft-com:vml" xmlns:wp14="http://schemas.microsoft.com/office/word/2010/wordprocessingDrawing" xmlns:wp="http://schemas.openxmlformats.org/drawingml/2006/wordprocessingDrawing" xmlns:w10="urn:schemas-microsoft-com:office:word" xmlns:w="http://schemas.openxmlformats.org/wordprocessingml/2006/main" xmlns:w14="http://schemas.microsoft.com/office/word/2010/wordml" xmlns:w15="http://schemas.microsoft.com/office/word/2012/wordml" xmlns:w16cex="http://schemas.microsoft.com/office/word/2018/wordml/cex" xmlns:w16cid="http://schemas.microsoft.com/office/word/2016/wordml/cid" xmlns:w16="http://schemas.microsoft.com/office/word/2018/wordml" xmlns:w16sdtdh="http://schemas.microsoft.com/office/word/2020/wordml/sdtdatahash" xmlns:w16se="http://schemas.microsoft.com/office/word/2015/wordml/symex" xmlns:wpg="http://schemas.microsoft.com/office/word/2010/wordprocessingGroup" xmlns:wpi="http://schemas.microsoft.com/office/word/2010/wordprocessingInk" xmlns:wne="http://schemas.microsoft.com/office/word/2006/wordml" xmlns:wps="http://schemas.microsoft.com/office/word/2010/wordprocessingShape" mc:Ignorable="w14 w15 w16se w16cid w16 w16cex w16sdtdh wp14">
-  <w:p>
-    <w:pPr>
-      <w:pStyle w:val="Header"/>
-    </w:pPr>
-  </w:p>
-</w:hdr>
-</file>
-
-<file path=word/header2.xml><?xml version="1.0" encoding="utf-8"?>
-<w:hdr xmlns:wpc="http://schemas.microsoft.com/office/word/2010/wordprocessingCanvas" xmlns:cx="http://schemas.microsoft.com/office/drawing/2014/chartex" xmlns:cx1="http://schemas.microsoft.com/office/drawing/2015/9/8/chartex" xmlns:cx2="http://schemas.microsoft.com/office/drawing/2015/10/21/chartex" xmlns:cx3="http://schemas.microsoft.com/office/drawing/2016/5/9/chartex" xmlns:cx4="http://schemas.microsoft.com/office/drawing/2016/5/10/chartex" xmlns:cx5="http://schemas.microsoft.com/office/drawing/2016/5/11/chartex" xmlns:cx6="http://schemas.microsoft.com/office/drawing/2016/5/12/chartex" xmlns:cx7="http://schemas.microsoft.com/office/drawing/2016/5/13/chartex" xmlns:cx8="http://schemas.microsoft.com/office/drawing/2016/5/14/chartex" xmlns:mc="http://schemas.openxmlformats.org/markup-compatibility/2006" xmlns:aink="http://schemas.microsoft.com/office/drawing/2016/ink" xmlns:am3d="http://schemas.microsoft.com/office/drawing/2017/model3d" xmlns:o="urn:schemas-microsoft-com:office:office" xmlns:oel="http://schemas.microsoft.com/office/2019/extlst" xmlns:r="http://schemas.openxmlformats.org/officeDocument/2006/relationships" xmlns:m="http://schemas.openxmlformats.org/officeDocument/2006/math" xmlns:v="urn:schemas-microsoft-com:vml" xmlns:wp14="http://schemas.microsoft.com/office/word/2010/wordprocessingDrawing" xmlns:wp="http://schemas.openxmlformats.org/drawingml/2006/wordprocessingDrawing" xmlns:w10="urn:schemas-microsoft-com:office:word" xmlns:w="http://schemas.openxmlformats.org/wordprocessingml/2006/main" xmlns:w14="http://schemas.microsoft.com/office/word/2010/wordml" xmlns:w15="http://schemas.microsoft.com/office/word/2012/wordml" xmlns:w16cex="http://schemas.microsoft.com/office/word/2018/wordml/cex" xmlns:w16cid="http://schemas.microsoft.com/office/word/2016/wordml/cid" xmlns:w16="http://schemas.microsoft.com/office/word/2018/wordml" xmlns:w16sdtdh="http://schemas.microsoft.com/office/word/2020/wordml/sdtdatahash" xmlns:w16se="http://schemas.microsoft.com/office/word/2015/wordml/symex" xmlns:wpg="http://schemas.microsoft.com/office/word/2010/wordprocessingGroup" xmlns:wpi="http://schemas.microsoft.com/office/word/2010/wordprocessingInk" xmlns:wne="http://schemas.microsoft.com/office/word/2006/wordml" xmlns:wps="http://schemas.microsoft.com/office/word/2010/wordprocessingShape" mc:Ignorable="w14 w15 w16se w16cid w16 w16cex w16sdtdh wp14">
-  <w:p>
-    <w:pPr>
-      <w:pStyle w:val="Header"/>
-    </w:pPr>
-  </w:p>
-</w:hdr>
-</file>
-
-<file path=word/header3.xml><?xml version="1.0" encoding="utf-8"?>
-<w:hdr xmlns:wpc="http://schemas.microsoft.com/office/word/2010/wordprocessingCanvas" xmlns:cx="http://schemas.microsoft.com/office/drawing/2014/chartex" xmlns:cx1="http://schemas.microsoft.com/office/drawing/2015/9/8/chartex" xmlns:cx2="http://schemas.microsoft.com/office/drawing/2015/10/21/chartex" xmlns:cx3="http://schemas.microsoft.com/office/drawing/2016/5/9/chartex" xmlns:cx4="http://schemas.microsoft.com/office/drawing/2016/5/10/chartex" xmlns:cx5="http://schemas.microsoft.com/office/drawing/2016/5/11/chartex" xmlns:cx6="http://schemas.microsoft.com/office/drawing/2016/5/12/chartex" xmlns:cx7="http://schemas.microsoft.com/office/drawing/2016/5/13/chartex" xmlns:cx8="http://schemas.microsoft.com/office/drawing/2016/5/14/chartex" xmlns:mc="http://schemas.openxmlformats.org/markup-compatibility/2006" xmlns:aink="http://schemas.microsoft.com/office/drawing/2016/ink" xmlns:am3d="http://schemas.microsoft.com/office/drawing/2017/model3d" xmlns:o="urn:schemas-microsoft-com:office:office" xmlns:oel="http://schemas.microsoft.com/office/2019/extlst" xmlns:r="http://schemas.openxmlformats.org/officeDocument/2006/relationships" xmlns:m="http://schemas.openxmlformats.org/officeDocument/2006/math" xmlns:v="urn:schemas-microsoft-com:vml" xmlns:wp14="http://schemas.microsoft.com/office/word/2010/wordprocessingDrawing" xmlns:wp="http://schemas.openxmlformats.org/drawingml/2006/wordprocessingDrawing" xmlns:w10="urn:schemas-microsoft-com:office:word" xmlns:w="http://schemas.openxmlformats.org/wordprocessingml/2006/main" xmlns:w14="http://schemas.microsoft.com/office/word/2010/wordml" xmlns:w15="http://schemas.microsoft.com/office/word/2012/wordml" xmlns:w16cex="http://schemas.microsoft.com/office/word/2018/wordml/cex" xmlns:w16cid="http://schemas.microsoft.com/office/word/2016/wordml/cid" xmlns:w16="http://schemas.microsoft.com/office/word/2018/wordml" xmlns:w16sdtdh="http://schemas.microsoft.com/office/word/2020/wordml/sdtdatahash" xmlns:w16se="http://schemas.microsoft.com/office/word/2015/wordml/symex" xmlns:wpg="http://schemas.microsoft.com/office/word/2010/wordprocessingGroup" xmlns:wpi="http://schemas.microsoft.com/office/word/2010/wordprocessingInk" xmlns:wne="http://schemas.microsoft.com/office/word/2006/wordml" xmlns:wps="http://schemas.microsoft.com/office/word/2010/wordprocessingShape" mc:Ignorable="w14 w15 w16se w16cid w16 w16cex w16sdtdh wp14">
-  <w:p>
-    <w:pPr>
-      <w:pStyle w:val="Header"/>
-    </w:pPr>
-  </w:p>
-</w:hdr>
-</file>
-
 <file path=word/numbering.xml><?xml version="1.0" encoding="utf-8"?>
-<w:numbering xmlns:wpc="http://schemas.microsoft.com/office/word/2010/wordprocessingCanvas" xmlns:cx="http://schemas.microsoft.com/office/drawing/2014/chartex" xmlns:cx1="http://schemas.microsoft.com/office/drawing/2015/9/8/chartex" xmlns:cx2="http://schemas.microsoft.com/office/drawing/2015/10/21/chartex" xmlns:cx3="http://schemas.microsoft.com/office/drawing/2016/5/9/chartex" xmlns:cx4="http://schemas.microsoft.com/office/drawing/2016/5/10/chartex" xmlns:cx5="http://schemas.microsoft.com/office/drawing/2016/5/11/chartex" xmlns:cx6="http://schemas.microsoft.com/office/drawing/2016/5/12/chartex" xmlns:cx7="http://schemas.microsoft.com/office/drawing/2016/5/13/chartex" xmlns:cx8="http://schemas.microsoft.com/office/drawing/2016/5/14/chartex" xmlns:mc="http://schemas.openxmlformats.org/markup-compatibility/2006" xmlns:aink="http://schemas.microsoft.com/office/drawing/2016/ink" xmlns:am3d="http://schemas.microsoft.com/office/drawing/2017/model3d" xmlns:o="urn:schemas-microsoft-com:office:office" xmlns:oel="http://schemas.microsoft.com/office/2019/extlst" xmlns:r="http://schemas.openxmlformats.org/officeDocument/2006/relationships" xmlns:m="http://schemas.openxmlformats.org/officeDocument/2006/math" xmlns:v="urn:schemas-microsoft-com:vml" xmlns:wp14="http://schemas.microsoft.com/office/word/2010/wordprocessingDrawing" xmlns:wp="http://schemas.openxmlformats.org/drawingml/2006/wordprocessingDrawing" xmlns:w10="urn:schemas-microsoft-com:office:word" xmlns:w="http://schemas.openxmlformats.org/wordprocessingml/2006/main" xmlns:w14="http://schemas.microsoft.com/office/word/2010/wordml" xmlns:w15="http://schemas.microsoft.com/office/word/2012/wordml" xmlns:w16cex="http://schemas.microsoft.com/office/word/2018/wordml/cex" xmlns:w16cid="http://schemas.microsoft.com/office/word/2016/wordml/cid" xmlns:w16="http://schemas.microsoft.com/office/word/2018/wordml" xmlns:w16sdtdh="http://schemas.microsoft.com/office/word/2020/wordml/sdtdatahash" xmlns:w16se="http://schemas.microsoft.com/office/word/2015/wordml/symex" xmlns:wpg="http://schemas.microsoft.com/office/word/2010/wordprocessingGroup" xmlns:wpi="http://schemas.microsoft.com/office/word/2010/wordprocessingInk" xmlns:wne="http://schemas.microsoft.com/office/word/2006/wordml" xmlns:wps="http://schemas.microsoft.com/office/word/2010/wordprocessingShape" mc:Ignorable="w14 w15 w16se w16cid w16 w16cex w16sdtdh wp14">
+<w:numbering xmlns:wpc="http://schemas.microsoft.com/office/word/2010/wordprocessingCanvas" xmlns:cx="http://schemas.microsoft.com/office/drawing/2014/chartex" xmlns:cx1="http://schemas.microsoft.com/office/drawing/2015/9/8/chartex" xmlns:cx2="http://schemas.microsoft.com/office/drawing/2015/10/21/chartex" xmlns:cx3="http://schemas.microsoft.com/office/drawing/2016/5/9/chartex" xmlns:cx4="http://schemas.microsoft.com/office/drawing/2016/5/10/chartex" xmlns:cx5="http://schemas.microsoft.com/office/drawing/2016/5/11/chartex" xmlns:cx6="http://schemas.microsoft.com/office/drawing/2016/5/12/chartex" xmlns:cx7="http://schemas.microsoft.com/office/drawing/2016/5/13/chartex" xmlns:cx8="http://schemas.microsoft.com/office/drawing/2016/5/14/chartex" xmlns:mc="http://schemas.openxmlformats.org/markup-compatibility/2006" xmlns:aink="http://schemas.microsoft.com/office/drawing/2016/ink" xmlns:am3d="http://schemas.microsoft.com/office/drawing/2017/model3d" xmlns:o="urn:schemas-microsoft-com:office:office" xmlns:oel="http://schemas.microsoft.com/office/2019/extlst" xmlns:r="http://schemas.openxmlformats.org/officeDocument/2006/relationships" xmlns:m="http://schemas.openxmlformats.org/officeDocument/2006/math" xmlns:v="urn:schemas-microsoft-com:vml" xmlns:wp14="http://schemas.microsoft.com/office/word/2010/wordprocessingDrawing" xmlns:wp="http://schemas.openxmlformats.org/drawingml/2006/wordprocessingDrawing" xmlns:w10="urn:schemas-microsoft-com:office:word" xmlns:w="http://schemas.openxmlformats.org/wordprocessingml/2006/main" xmlns:w14="http://schemas.microsoft.com/office/word/2010/wordml" xmlns:w15="http://schemas.microsoft.com/office/word/2012/wordml" xmlns:w16cex="http://schemas.microsoft.com/office/word/2018/wordml/cex" xmlns:w16cid="http://schemas.microsoft.com/office/word/2016/wordml/cid" xmlns:w16="http://schemas.microsoft.com/office/word/2018/wordml" xmlns:w16du="http://schemas.microsoft.com/office/word/2023/wordml/word16du" xmlns:w16sdtdh="http://schemas.microsoft.com/office/word/2020/wordml/sdtdatahash" xmlns:w16sdtfl="http://schemas.microsoft.com/office/word/2024/wordml/sdtformatlock" xmlns:w16se="http://schemas.microsoft.com/office/word/2015/wordml/symex" xmlns:wpg="http://schemas.microsoft.com/office/word/2010/wordprocessingGroup" xmlns:wpi="http://schemas.microsoft.com/office/word/2010/wordprocessingInk" xmlns:wne="http://schemas.microsoft.com/office/word/2006/wordml" xmlns:wps="http://schemas.microsoft.com/office/word/2010/wordprocessingShape" mc:Ignorable="w14 w15 w16se w16cid w16 w16cex w16sdtdh w16sdtfl w16du wp14">
   <w:abstractNum w:abstractNumId="0" w15:restartNumberingAfterBreak="0">
     <w:nsid w:val="03904AB7"/>
     <w:multiLevelType w:val="multilevel"/>
@@ -2492,7 +2510,7 @@
         <w:ind w:left="720" w:hanging="360"/>
       </w:pPr>
     </w:lvl>
-    <w:lvl w:ilvl="1" w:tplc="04090019" w:tentative="1">
+    <w:lvl w:ilvl="1" w:tplc="04090019">
       <w:start w:val="1"/>
       <w:numFmt w:val="lowerLetter"/>
       <w:lvlText w:val="%2."/>
@@ -6329,145 +6347,145 @@
       </w:pPr>
     </w:lvl>
   </w:abstractNum>
-  <w:num w:numId="1" w16cid:durableId="2024891506">
+  <w:num w:numId="1" w16cid:durableId="211120776">
     <w:abstractNumId w:val="28"/>
   </w:num>
-  <w:num w:numId="2" w16cid:durableId="1208180576">
+  <w:num w:numId="2" w16cid:durableId="521863789">
     <w:abstractNumId w:val="26"/>
   </w:num>
-  <w:num w:numId="3" w16cid:durableId="1549493967">
+  <w:num w:numId="3" w16cid:durableId="1228371478">
     <w:abstractNumId w:val="19"/>
   </w:num>
-  <w:num w:numId="4" w16cid:durableId="265578923">
+  <w:num w:numId="4" w16cid:durableId="233050035">
     <w:abstractNumId w:val="7"/>
   </w:num>
-  <w:num w:numId="5" w16cid:durableId="889801299">
+  <w:num w:numId="5" w16cid:durableId="1381593784">
     <w:abstractNumId w:val="1"/>
   </w:num>
-  <w:num w:numId="6" w16cid:durableId="1356495575">
+  <w:num w:numId="6" w16cid:durableId="498425461">
     <w:abstractNumId w:val="13"/>
   </w:num>
-  <w:num w:numId="7" w16cid:durableId="434256027">
+  <w:num w:numId="7" w16cid:durableId="859124281">
     <w:abstractNumId w:val="3"/>
   </w:num>
-  <w:num w:numId="8" w16cid:durableId="784495177">
+  <w:num w:numId="8" w16cid:durableId="179517215">
     <w:abstractNumId w:val="18"/>
   </w:num>
-  <w:num w:numId="9" w16cid:durableId="1560478884">
+  <w:num w:numId="9" w16cid:durableId="1437627873">
     <w:abstractNumId w:val="23"/>
   </w:num>
-  <w:num w:numId="10" w16cid:durableId="1476679965">
+  <w:num w:numId="10" w16cid:durableId="1452435917">
     <w:abstractNumId w:val="46"/>
   </w:num>
-  <w:num w:numId="11" w16cid:durableId="1720586303">
+  <w:num w:numId="11" w16cid:durableId="200868327">
     <w:abstractNumId w:val="15"/>
   </w:num>
-  <w:num w:numId="12" w16cid:durableId="748041623">
+  <w:num w:numId="12" w16cid:durableId="1029719212">
     <w:abstractNumId w:val="41"/>
   </w:num>
-  <w:num w:numId="13" w16cid:durableId="801850157">
+  <w:num w:numId="13" w16cid:durableId="1724325686">
     <w:abstractNumId w:val="16"/>
   </w:num>
-  <w:num w:numId="14" w16cid:durableId="1814062032">
+  <w:num w:numId="14" w16cid:durableId="1260068592">
     <w:abstractNumId w:val="29"/>
   </w:num>
-  <w:num w:numId="15" w16cid:durableId="1762095070">
+  <w:num w:numId="15" w16cid:durableId="1877505318">
     <w:abstractNumId w:val="14"/>
   </w:num>
-  <w:num w:numId="16" w16cid:durableId="1239024325">
+  <w:num w:numId="16" w16cid:durableId="1076055319">
     <w:abstractNumId w:val="12"/>
   </w:num>
-  <w:num w:numId="17" w16cid:durableId="12672">
+  <w:num w:numId="17" w16cid:durableId="451750350">
     <w:abstractNumId w:val="35"/>
   </w:num>
-  <w:num w:numId="18" w16cid:durableId="185601551">
+  <w:num w:numId="18" w16cid:durableId="299379889">
     <w:abstractNumId w:val="0"/>
   </w:num>
-  <w:num w:numId="19" w16cid:durableId="586228420">
+  <w:num w:numId="19" w16cid:durableId="1380278258">
     <w:abstractNumId w:val="36"/>
   </w:num>
-  <w:num w:numId="20" w16cid:durableId="312105123">
+  <w:num w:numId="20" w16cid:durableId="1282764247">
     <w:abstractNumId w:val="39"/>
   </w:num>
-  <w:num w:numId="21" w16cid:durableId="1014767611">
+  <w:num w:numId="21" w16cid:durableId="1157844270">
     <w:abstractNumId w:val="33"/>
   </w:num>
-  <w:num w:numId="22" w16cid:durableId="807552296">
+  <w:num w:numId="22" w16cid:durableId="1539200310">
     <w:abstractNumId w:val="30"/>
   </w:num>
-  <w:num w:numId="23" w16cid:durableId="427192884">
+  <w:num w:numId="23" w16cid:durableId="638343110">
     <w:abstractNumId w:val="45"/>
   </w:num>
-  <w:num w:numId="24" w16cid:durableId="764809845">
+  <w:num w:numId="24" w16cid:durableId="1152258741">
     <w:abstractNumId w:val="20"/>
   </w:num>
-  <w:num w:numId="25" w16cid:durableId="560213182">
+  <w:num w:numId="25" w16cid:durableId="1526361846">
     <w:abstractNumId w:val="22"/>
   </w:num>
-  <w:num w:numId="26" w16cid:durableId="1624993497">
+  <w:num w:numId="26" w16cid:durableId="1146976588">
     <w:abstractNumId w:val="6"/>
   </w:num>
-  <w:num w:numId="27" w16cid:durableId="783887827">
+  <w:num w:numId="27" w16cid:durableId="318001027">
     <w:abstractNumId w:val="21"/>
   </w:num>
-  <w:num w:numId="28" w16cid:durableId="1362513851">
+  <w:num w:numId="28" w16cid:durableId="212278364">
     <w:abstractNumId w:val="38"/>
   </w:num>
-  <w:num w:numId="29" w16cid:durableId="20206079">
+  <w:num w:numId="29" w16cid:durableId="2069451772">
     <w:abstractNumId w:val="42"/>
   </w:num>
-  <w:num w:numId="30" w16cid:durableId="1905725572">
+  <w:num w:numId="30" w16cid:durableId="1238973292">
     <w:abstractNumId w:val="10"/>
   </w:num>
-  <w:num w:numId="31" w16cid:durableId="1858614592">
+  <w:num w:numId="31" w16cid:durableId="377047290">
     <w:abstractNumId w:val="44"/>
   </w:num>
-  <w:num w:numId="32" w16cid:durableId="1402483627">
+  <w:num w:numId="32" w16cid:durableId="1678848025">
     <w:abstractNumId w:val="8"/>
   </w:num>
-  <w:num w:numId="33" w16cid:durableId="834758388">
+  <w:num w:numId="33" w16cid:durableId="1997109144">
     <w:abstractNumId w:val="43"/>
   </w:num>
-  <w:num w:numId="34" w16cid:durableId="757873534">
+  <w:num w:numId="34" w16cid:durableId="1373991785">
     <w:abstractNumId w:val="27"/>
   </w:num>
-  <w:num w:numId="35" w16cid:durableId="127936141">
+  <w:num w:numId="35" w16cid:durableId="755327710">
     <w:abstractNumId w:val="17"/>
   </w:num>
-  <w:num w:numId="36" w16cid:durableId="1761902267">
+  <w:num w:numId="36" w16cid:durableId="598876612">
     <w:abstractNumId w:val="9"/>
   </w:num>
-  <w:num w:numId="37" w16cid:durableId="1059784179">
+  <w:num w:numId="37" w16cid:durableId="920797946">
     <w:abstractNumId w:val="25"/>
   </w:num>
-  <w:num w:numId="38" w16cid:durableId="1928416133">
+  <w:num w:numId="38" w16cid:durableId="1087268934">
     <w:abstractNumId w:val="34"/>
   </w:num>
-  <w:num w:numId="39" w16cid:durableId="1291129942">
+  <w:num w:numId="39" w16cid:durableId="887886034">
     <w:abstractNumId w:val="2"/>
   </w:num>
-  <w:num w:numId="40" w16cid:durableId="1746876872">
+  <w:num w:numId="40" w16cid:durableId="874855040">
     <w:abstractNumId w:val="40"/>
   </w:num>
-  <w:num w:numId="41" w16cid:durableId="398066111">
+  <w:num w:numId="41" w16cid:durableId="2070957895">
     <w:abstractNumId w:val="24"/>
   </w:num>
-  <w:num w:numId="42" w16cid:durableId="1461653414">
+  <w:num w:numId="42" w16cid:durableId="725495396">
     <w:abstractNumId w:val="11"/>
   </w:num>
-  <w:num w:numId="43" w16cid:durableId="1231496928">
+  <w:num w:numId="43" w16cid:durableId="134297087">
     <w:abstractNumId w:val="32"/>
   </w:num>
-  <w:num w:numId="44" w16cid:durableId="622080605">
+  <w:num w:numId="44" w16cid:durableId="1408650982">
     <w:abstractNumId w:val="4"/>
   </w:num>
-  <w:num w:numId="45" w16cid:durableId="457454806">
+  <w:num w:numId="45" w16cid:durableId="1124693804">
     <w:abstractNumId w:val="31"/>
   </w:num>
-  <w:num w:numId="46" w16cid:durableId="1652442115">
+  <w:num w:numId="46" w16cid:durableId="123626303">
     <w:abstractNumId w:val="37"/>
   </w:num>
-  <w:num w:numId="47" w16cid:durableId="997414968">
+  <w:num w:numId="47" w16cid:durableId="1193807614">
     <w:abstractNumId w:val="5"/>
   </w:num>
   <w:numIdMacAtCleanup w:val="5"/>
@@ -6475,7 +6493,7 @@
 </file>
 
 <file path=word/styles.xml><?xml version="1.0" encoding="utf-8"?>
-<w:styles xmlns:mc="http://schemas.openxmlformats.org/markup-compatibility/2006" xmlns:r="http://schemas.openxmlformats.org/officeDocument/2006/relationships" xmlns:w="http://schemas.openxmlformats.org/wordprocessingml/2006/main" xmlns:w14="http://schemas.microsoft.com/office/word/2010/wordml" xmlns:w15="http://schemas.microsoft.com/office/word/2012/wordml" xmlns:w16cex="http://schemas.microsoft.com/office/word/2018/wordml/cex" xmlns:w16cid="http://schemas.microsoft.com/office/word/2016/wordml/cid" xmlns:w16="http://schemas.microsoft.com/office/word/2018/wordml" xmlns:w16sdtdh="http://schemas.microsoft.com/office/word/2020/wordml/sdtdatahash" xmlns:w16se="http://schemas.microsoft.com/office/word/2015/wordml/symex" mc:Ignorable="w14 w15 w16se w16cid w16 w16cex w16sdtdh">
+<w:styles xmlns:mc="http://schemas.openxmlformats.org/markup-compatibility/2006" xmlns:r="http://schemas.openxmlformats.org/officeDocument/2006/relationships" xmlns:w="http://schemas.openxmlformats.org/wordprocessingml/2006/main" xmlns:w14="http://schemas.microsoft.com/office/word/2010/wordml" xmlns:w15="http://schemas.microsoft.com/office/word/2012/wordml" xmlns:w16cex="http://schemas.microsoft.com/office/word/2018/wordml/cex" xmlns:w16cid="http://schemas.microsoft.com/office/word/2016/wordml/cid" xmlns:w16="http://schemas.microsoft.com/office/word/2018/wordml" xmlns:w16du="http://schemas.microsoft.com/office/word/2023/wordml/word16du" xmlns:w16sdtdh="http://schemas.microsoft.com/office/word/2020/wordml/sdtdatahash" xmlns:w16sdtfl="http://schemas.microsoft.com/office/word/2024/wordml/sdtformatlock" xmlns:w16se="http://schemas.microsoft.com/office/word/2015/wordml/symex" mc:Ignorable="w14 w15 w16se w16cid w16 w16cex w16sdtdh w16sdtfl w16du">
   <w:docDefaults>
     <w:rPrDefault>
       <w:rPr>
@@ -6782,7 +6800,7 @@
   <w:style w:type="paragraph" w:default="1" w:styleId="Normal">
     <w:name w:val="Normal"/>
     <w:qFormat/>
-    <w:rsid w:val="00161788"/>
+    <w:rsid w:val="00331B16"/>
     <w:pPr>
       <w:spacing w:before="160" w:after="80" w:line="336" w:lineRule="auto"/>
     </w:pPr>
@@ -6797,7 +6815,7 @@
     <w:next w:val="Normal"/>
     <w:link w:val="Heading1Char"/>
     <w:qFormat/>
-    <w:rsid w:val="00161788"/>
+    <w:rsid w:val="00331B16"/>
     <w:pPr>
       <w:keepNext/>
       <w:spacing w:before="400" w:after="200" w:line="240" w:lineRule="auto"/>
@@ -6817,7 +6835,7 @@
     <w:next w:val="Normal"/>
     <w:link w:val="Heading2Char"/>
     <w:qFormat/>
-    <w:rsid w:val="00161788"/>
+    <w:rsid w:val="00331B16"/>
     <w:pPr>
       <w:keepNext/>
       <w:pBdr>
@@ -6840,7 +6858,7 @@
     <w:basedOn w:val="Normal"/>
     <w:next w:val="Normal"/>
     <w:qFormat/>
-    <w:rsid w:val="00161788"/>
+    <w:rsid w:val="00331B16"/>
     <w:pPr>
       <w:keepNext/>
       <w:autoSpaceDE w:val="0"/>
@@ -6859,9 +6877,8 @@
   <w:style w:type="character" w:default="1" w:styleId="DefaultParagraphFont">
     <w:name w:val="Default Paragraph Font"/>
     <w:uiPriority w:val="1"/>
-    <w:semiHidden/>
     <w:unhideWhenUsed/>
-    <w:rsid w:val="00161788"/>
+    <w:rsid w:val="00331B16"/>
   </w:style>
   <w:style w:type="table" w:default="1" w:styleId="TableNormal">
     <w:name w:val="Normal Table"/>
@@ -6883,7 +6900,7 @@
     <w:uiPriority w:val="99"/>
     <w:semiHidden/>
     <w:unhideWhenUsed/>
-    <w:rsid w:val="00161788"/>
+    <w:rsid w:val="00331B16"/>
   </w:style>
   <w:style w:type="table" w:styleId="TableGrid">
     <w:name w:val="Table Grid"/>
@@ -6905,14 +6922,14 @@
     <w:basedOn w:val="Normal"/>
     <w:uiPriority w:val="34"/>
     <w:qFormat/>
-    <w:rsid w:val="00161788"/>
+    <w:rsid w:val="00331B16"/>
     <w:pPr>
       <w:ind w:left="720"/>
     </w:pPr>
   </w:style>
   <w:style w:type="character" w:styleId="FollowedHyperlink">
     <w:name w:val="FollowedHyperlink"/>
-    <w:rsid w:val="00161788"/>
+    <w:rsid w:val="00331B16"/>
     <w:rPr>
       <w:color w:val="800080"/>
       <w:u w:val="single"/>
@@ -6922,7 +6939,7 @@
     <w:name w:val="footer"/>
     <w:basedOn w:val="Normal"/>
     <w:link w:val="FooterChar"/>
-    <w:rsid w:val="00161788"/>
+    <w:rsid w:val="00331B16"/>
     <w:pPr>
       <w:pBdr>
         <w:top w:val="single" w:sz="4" w:space="1" w:color="auto"/>
@@ -6952,7 +6969,7 @@
     <w:name w:val="header"/>
     <w:basedOn w:val="Normal"/>
     <w:link w:val="HeaderChar"/>
-    <w:rsid w:val="00161788"/>
+    <w:rsid w:val="00331B16"/>
     <w:pPr>
       <w:tabs>
         <w:tab w:val="left" w:pos="5040"/>
@@ -7002,7 +7019,7 @@
   </w:style>
   <w:style w:type="character" w:styleId="Hyperlink">
     <w:name w:val="Hyperlink"/>
-    <w:rsid w:val="00161788"/>
+    <w:rsid w:val="00331B16"/>
     <w:rPr>
       <w:color w:val="0000FF"/>
       <w:u w:val="single"/>
@@ -7011,7 +7028,7 @@
   <w:style w:type="paragraph" w:customStyle="1" w:styleId="NumberedHeading2">
     <w:name w:val="Numbered Heading 2"/>
     <w:basedOn w:val="Normal"/>
-    <w:rsid w:val="00161788"/>
+    <w:rsid w:val="00331B16"/>
     <w:pPr>
       <w:numPr>
         <w:numId w:val="1"/>
@@ -7021,7 +7038,7 @@
   <w:style w:type="paragraph" w:customStyle="1" w:styleId="Outlinenumbering">
     <w:name w:val="Outline numbering"/>
     <w:basedOn w:val="Normal"/>
-    <w:rsid w:val="00161788"/>
+    <w:rsid w:val="00331B16"/>
     <w:pPr>
       <w:numPr>
         <w:numId w:val="2"/>
@@ -7039,7 +7056,7 @@
   <w:style w:type="character" w:styleId="PageNumber">
     <w:name w:val="page number"/>
     <w:basedOn w:val="DefaultParagraphFont"/>
-    <w:rsid w:val="00161788"/>
+    <w:rsid w:val="00331B16"/>
   </w:style>
   <w:style w:type="character" w:customStyle="1" w:styleId="label">
     <w:name w:val="label"/>
@@ -7138,7 +7155,7 @@
     <w:uiPriority w:val="39"/>
     <w:unhideWhenUsed/>
     <w:qFormat/>
-    <w:rsid w:val="00161788"/>
+    <w:rsid w:val="00331B16"/>
     <w:pPr>
       <w:keepLines/>
       <w:spacing w:after="0" w:line="259" w:lineRule="auto"/>
@@ -7155,7 +7172,7 @@
     <w:name w:val="Code"/>
     <w:basedOn w:val="Normal"/>
     <w:qFormat/>
-    <w:rsid w:val="00161788"/>
+    <w:rsid w:val="00331B16"/>
     <w:pPr>
       <w:spacing w:before="80" w:line="240" w:lineRule="auto"/>
     </w:pPr>
@@ -7170,7 +7187,7 @@
     <w:autoRedefine/>
     <w:uiPriority w:val="39"/>
     <w:unhideWhenUsed/>
-    <w:rsid w:val="00161788"/>
+    <w:rsid w:val="00331B16"/>
     <w:pPr>
       <w:spacing w:after="100" w:line="240" w:lineRule="auto"/>
     </w:pPr>
@@ -7182,7 +7199,7 @@
     <w:autoRedefine/>
     <w:uiPriority w:val="39"/>
     <w:unhideWhenUsed/>
-    <w:rsid w:val="00161788"/>
+    <w:rsid w:val="00331B16"/>
     <w:pPr>
       <w:spacing w:after="100" w:line="240" w:lineRule="auto"/>
       <w:ind w:left="202"/>
@@ -7195,7 +7212,7 @@
     <w:autoRedefine/>
     <w:uiPriority w:val="39"/>
     <w:unhideWhenUsed/>
-    <w:rsid w:val="00161788"/>
+    <w:rsid w:val="00331B16"/>
     <w:pPr>
       <w:spacing w:after="100" w:line="240" w:lineRule="auto"/>
       <w:ind w:left="403"/>
@@ -7205,7 +7222,7 @@
 </file>
 
 <file path=word/glossary/document.xml><?xml version="1.0" encoding="utf-8"?>
-<w:glossaryDocument xmlns:wpc="http://schemas.microsoft.com/office/word/2010/wordprocessingCanvas" xmlns:cx="http://schemas.microsoft.com/office/drawing/2014/chartex" xmlns:cx1="http://schemas.microsoft.com/office/drawing/2015/9/8/chartex" xmlns:cx2="http://schemas.microsoft.com/office/drawing/2015/10/21/chartex" xmlns:cx3="http://schemas.microsoft.com/office/drawing/2016/5/9/chartex" xmlns:cx4="http://schemas.microsoft.com/office/drawing/2016/5/10/chartex" xmlns:cx5="http://schemas.microsoft.com/office/drawing/2016/5/11/chartex" xmlns:cx6="http://schemas.microsoft.com/office/drawing/2016/5/12/chartex" xmlns:cx7="http://schemas.microsoft.com/office/drawing/2016/5/13/chartex" xmlns:cx8="http://schemas.microsoft.com/office/drawing/2016/5/14/chartex" xmlns:mc="http://schemas.openxmlformats.org/markup-compatibility/2006" xmlns:aink="http://schemas.microsoft.com/office/drawing/2016/ink" xmlns:am3d="http://schemas.microsoft.com/office/drawing/2017/model3d" xmlns:o="urn:schemas-microsoft-com:office:office" xmlns:oel="http://schemas.microsoft.com/office/2019/extlst" xmlns:r="http://schemas.openxmlformats.org/officeDocument/2006/relationships" xmlns:m="http://schemas.openxmlformats.org/officeDocument/2006/math" xmlns:v="urn:schemas-microsoft-com:vml" xmlns:wp14="http://schemas.microsoft.com/office/word/2010/wordprocessingDrawing" xmlns:wp="http://schemas.openxmlformats.org/drawingml/2006/wordprocessingDrawing" xmlns:w10="urn:schemas-microsoft-com:office:word" xmlns:w="http://schemas.openxmlformats.org/wordprocessingml/2006/main" xmlns:w14="http://schemas.microsoft.com/office/word/2010/wordml" xmlns:w15="http://schemas.microsoft.com/office/word/2012/wordml" xmlns:w16cex="http://schemas.microsoft.com/office/word/2018/wordml/cex" xmlns:w16cid="http://schemas.microsoft.com/office/word/2016/wordml/cid" xmlns:w16="http://schemas.microsoft.com/office/word/2018/wordml" xmlns:w16sdtdh="http://schemas.microsoft.com/office/word/2020/wordml/sdtdatahash" xmlns:w16se="http://schemas.microsoft.com/office/word/2015/wordml/symex" xmlns:wpg="http://schemas.microsoft.com/office/word/2010/wordprocessingGroup" xmlns:wpi="http://schemas.microsoft.com/office/word/2010/wordprocessingInk" xmlns:wne="http://schemas.microsoft.com/office/word/2006/wordml" xmlns:wps="http://schemas.microsoft.com/office/word/2010/wordprocessingShape" mc:Ignorable="w14 w15 w16se w16cid w16 w16cex w16sdtdh wp14">
+<w:glossaryDocument xmlns:wpc="http://schemas.microsoft.com/office/word/2010/wordprocessingCanvas" xmlns:cx="http://schemas.microsoft.com/office/drawing/2014/chartex" xmlns:cx1="http://schemas.microsoft.com/office/drawing/2015/9/8/chartex" xmlns:cx2="http://schemas.microsoft.com/office/drawing/2015/10/21/chartex" xmlns:cx3="http://schemas.microsoft.com/office/drawing/2016/5/9/chartex" xmlns:cx4="http://schemas.microsoft.com/office/drawing/2016/5/10/chartex" xmlns:cx5="http://schemas.microsoft.com/office/drawing/2016/5/11/chartex" xmlns:cx6="http://schemas.microsoft.com/office/drawing/2016/5/12/chartex" xmlns:cx7="http://schemas.microsoft.com/office/drawing/2016/5/13/chartex" xmlns:cx8="http://schemas.microsoft.com/office/drawing/2016/5/14/chartex" xmlns:mc="http://schemas.openxmlformats.org/markup-compatibility/2006" xmlns:aink="http://schemas.microsoft.com/office/drawing/2016/ink" xmlns:am3d="http://schemas.microsoft.com/office/drawing/2017/model3d" xmlns:o="urn:schemas-microsoft-com:office:office" xmlns:oel="http://schemas.microsoft.com/office/2019/extlst" xmlns:r="http://schemas.openxmlformats.org/officeDocument/2006/relationships" xmlns:m="http://schemas.openxmlformats.org/officeDocument/2006/math" xmlns:v="urn:schemas-microsoft-com:vml" xmlns:wp14="http://schemas.microsoft.com/office/word/2010/wordprocessingDrawing" xmlns:wp="http://schemas.openxmlformats.org/drawingml/2006/wordprocessingDrawing" xmlns:w10="urn:schemas-microsoft-com:office:word" xmlns:w="http://schemas.openxmlformats.org/wordprocessingml/2006/main" xmlns:w14="http://schemas.microsoft.com/office/word/2010/wordml" xmlns:w15="http://schemas.microsoft.com/office/word/2012/wordml" xmlns:w16cex="http://schemas.microsoft.com/office/word/2018/wordml/cex" xmlns:w16cid="http://schemas.microsoft.com/office/word/2016/wordml/cid" xmlns:w16="http://schemas.microsoft.com/office/word/2018/wordml" xmlns:w16du="http://schemas.microsoft.com/office/word/2023/wordml/word16du" xmlns:w16sdtdh="http://schemas.microsoft.com/office/word/2020/wordml/sdtdatahash" xmlns:w16sdtfl="http://schemas.microsoft.com/office/word/2024/wordml/sdtformatlock" xmlns:w16se="http://schemas.microsoft.com/office/word/2015/wordml/symex" xmlns:wpg="http://schemas.microsoft.com/office/word/2010/wordprocessingGroup" xmlns:wpi="http://schemas.microsoft.com/office/word/2010/wordprocessingInk" xmlns:wne="http://schemas.microsoft.com/office/word/2006/wordml" xmlns:wps="http://schemas.microsoft.com/office/word/2010/wordprocessingShape" mc:Ignorable="w14 w15 w16se w16cid w16 w16cex w16sdtdh w16sdtfl w16du wp14">
   <w:docParts>
     <w:docPart>
       <w:docPartPr>
@@ -7272,7 +7289,7 @@
 </file>
 
 <file path=word/glossary/fontTable.xml><?xml version="1.0" encoding="utf-8"?>
-<w:fonts xmlns:mc="http://schemas.openxmlformats.org/markup-compatibility/2006" xmlns:r="http://schemas.openxmlformats.org/officeDocument/2006/relationships" xmlns:w="http://schemas.openxmlformats.org/wordprocessingml/2006/main" xmlns:w14="http://schemas.microsoft.com/office/word/2010/wordml" xmlns:w15="http://schemas.microsoft.com/office/word/2012/wordml" xmlns:w16cex="http://schemas.microsoft.com/office/word/2018/wordml/cex" xmlns:w16cid="http://schemas.microsoft.com/office/word/2016/wordml/cid" xmlns:w16="http://schemas.microsoft.com/office/word/2018/wordml" xmlns:w16sdtdh="http://schemas.microsoft.com/office/word/2020/wordml/sdtdatahash" xmlns:w16se="http://schemas.microsoft.com/office/word/2015/wordml/symex" mc:Ignorable="w14 w15 w16se w16cid w16 w16cex w16sdtdh">
+<w:fonts xmlns:mc="http://schemas.openxmlformats.org/markup-compatibility/2006" xmlns:r="http://schemas.openxmlformats.org/officeDocument/2006/relationships" xmlns:w="http://schemas.openxmlformats.org/wordprocessingml/2006/main" xmlns:w14="http://schemas.microsoft.com/office/word/2010/wordml" xmlns:w15="http://schemas.microsoft.com/office/word/2012/wordml" xmlns:w16cex="http://schemas.microsoft.com/office/word/2018/wordml/cex" xmlns:w16cid="http://schemas.microsoft.com/office/word/2016/wordml/cid" xmlns:w16="http://schemas.microsoft.com/office/word/2018/wordml" xmlns:w16du="http://schemas.microsoft.com/office/word/2023/wordml/word16du" xmlns:w16sdtdh="http://schemas.microsoft.com/office/word/2020/wordml/sdtdatahash" xmlns:w16sdtfl="http://schemas.microsoft.com/office/word/2024/wordml/sdtformatlock" xmlns:w16se="http://schemas.microsoft.com/office/word/2015/wordml/symex" mc:Ignorable="w14 w15 w16se w16cid w16 w16cex w16sdtdh w16sdtfl w16du">
   <w:font w:name="Times New Roman">
     <w:panose1 w:val="02020603050405020304"/>
     <w:charset w:val="00"/>
@@ -7320,20 +7337,32 @@
     <w:charset w:val="00"/>
     <w:family w:val="swiss"/>
     <w:pitch w:val="variable"/>
-    <w:sig w:usb0="E4002EFF" w:usb1="C000247B" w:usb2="00000009" w:usb3="00000000" w:csb0="000001FF" w:csb1="00000000"/>
+    <w:sig w:usb0="E4002EFF" w:usb1="C200247B" w:usb2="00000009" w:usb3="00000000" w:csb0="000001FF" w:csb1="00000000"/>
   </w:font>
   <w:font w:name="Calibri">
     <w:panose1 w:val="020F0502020204030204"/>
     <w:charset w:val="00"/>
     <w:family w:val="swiss"/>
     <w:pitch w:val="variable"/>
-    <w:sig w:usb0="E4002EFF" w:usb1="C000247B" w:usb2="00000009" w:usb3="00000000" w:csb0="000001FF" w:csb1="00000000"/>
+    <w:sig w:usb0="E4002EFF" w:usb1="C200247B" w:usb2="00000009" w:usb3="00000000" w:csb0="000001FF" w:csb1="00000000"/>
+  </w:font>
+  <w:font w:name="Aptos">
+    <w:charset w:val="00"/>
+    <w:family w:val="swiss"/>
+    <w:pitch w:val="variable"/>
+    <w:sig w:usb0="20000287" w:usb1="00000003" w:usb2="00000000" w:usb3="00000000" w:csb0="0000019F" w:csb1="00000000"/>
+  </w:font>
+  <w:font w:name="Aptos Display">
+    <w:charset w:val="00"/>
+    <w:family w:val="swiss"/>
+    <w:pitch w:val="variable"/>
+    <w:sig w:usb0="20000287" w:usb1="00000003" w:usb2="00000000" w:usb3="00000000" w:csb0="0000019F" w:csb1="00000000"/>
   </w:font>
 </w:fonts>
 </file>
 
 <file path=word/glossary/settings.xml><?xml version="1.0" encoding="utf-8"?>
-<w:settings xmlns:mc="http://schemas.openxmlformats.org/markup-compatibility/2006" xmlns:o="urn:schemas-microsoft-com:office:office" xmlns:r="http://schemas.openxmlformats.org/officeDocument/2006/relationships" xmlns:m="http://schemas.openxmlformats.org/officeDocument/2006/math" xmlns:v="urn:schemas-microsoft-com:vml" xmlns:w10="urn:schemas-microsoft-com:office:word" xmlns:w="http://schemas.openxmlformats.org/wordprocessingml/2006/main" xmlns:w14="http://schemas.microsoft.com/office/word/2010/wordml" xmlns:w15="http://schemas.microsoft.com/office/word/2012/wordml" xmlns:w16cex="http://schemas.microsoft.com/office/word/2018/wordml/cex" xmlns:w16cid="http://schemas.microsoft.com/office/word/2016/wordml/cid" xmlns:w16="http://schemas.microsoft.com/office/word/2018/wordml" xmlns:w16sdtdh="http://schemas.microsoft.com/office/word/2020/wordml/sdtdatahash" xmlns:w16se="http://schemas.microsoft.com/office/word/2015/wordml/symex" xmlns:sl="http://schemas.openxmlformats.org/schemaLibrary/2006/main" mc:Ignorable="w14 w15 w16se w16cid w16 w16cex w16sdtdh">
+<w:settings xmlns:mc="http://schemas.openxmlformats.org/markup-compatibility/2006" xmlns:o="urn:schemas-microsoft-com:office:office" xmlns:r="http://schemas.openxmlformats.org/officeDocument/2006/relationships" xmlns:m="http://schemas.openxmlformats.org/officeDocument/2006/math" xmlns:v="urn:schemas-microsoft-com:vml" xmlns:w10="urn:schemas-microsoft-com:office:word" xmlns:w="http://schemas.openxmlformats.org/wordprocessingml/2006/main" xmlns:w14="http://schemas.microsoft.com/office/word/2010/wordml" xmlns:w15="http://schemas.microsoft.com/office/word/2012/wordml" xmlns:w16cex="http://schemas.microsoft.com/office/word/2018/wordml/cex" xmlns:w16cid="http://schemas.microsoft.com/office/word/2016/wordml/cid" xmlns:w16="http://schemas.microsoft.com/office/word/2018/wordml" xmlns:w16du="http://schemas.microsoft.com/office/word/2023/wordml/word16du" xmlns:w16sdtdh="http://schemas.microsoft.com/office/word/2020/wordml/sdtdatahash" xmlns:w16sdtfl="http://schemas.microsoft.com/office/word/2024/wordml/sdtformatlock" xmlns:w16se="http://schemas.microsoft.com/office/word/2015/wordml/symex" xmlns:sl="http://schemas.openxmlformats.org/schemaLibrary/2006/main" mc:Ignorable="w14 w15 w16se w16cid w16 w16cex w16sdtdh w16sdtfl w16du">
   <w:view w:val="normal"/>
   <w:defaultTabStop w:val="720"/>
   <w:characterSpacingControl w:val="doNotCompress"/>
@@ -7349,6 +7378,7 @@
   <w:rsids>
     <w:rsidRoot w:val="00D8128F"/>
     <w:rsid w:val="00500FBA"/>
+    <w:rsid w:val="00C4066F"/>
     <w:rsid w:val="00D8128F"/>
     <w:rsid w:val="00DF64C8"/>
   </w:rsids>
@@ -7374,7 +7404,7 @@
 </file>
 
 <file path=word/glossary/styles.xml><?xml version="1.0" encoding="utf-8"?>
-<w:styles xmlns:mc="http://schemas.openxmlformats.org/markup-compatibility/2006" xmlns:r="http://schemas.openxmlformats.org/officeDocument/2006/relationships" xmlns:w="http://schemas.openxmlformats.org/wordprocessingml/2006/main" xmlns:w14="http://schemas.microsoft.com/office/word/2010/wordml" xmlns:w15="http://schemas.microsoft.com/office/word/2012/wordml" xmlns:w16cex="http://schemas.microsoft.com/office/word/2018/wordml/cex" xmlns:w16cid="http://schemas.microsoft.com/office/word/2016/wordml/cid" xmlns:w16="http://schemas.microsoft.com/office/word/2018/wordml" xmlns:w16sdtdh="http://schemas.microsoft.com/office/word/2020/wordml/sdtdatahash" xmlns:w16se="http://schemas.microsoft.com/office/word/2015/wordml/symex" mc:Ignorable="w14 w15 w16se w16cid w16 w16cex w16sdtdh">
+<w:styles xmlns:mc="http://schemas.openxmlformats.org/markup-compatibility/2006" xmlns:r="http://schemas.openxmlformats.org/officeDocument/2006/relationships" xmlns:w="http://schemas.openxmlformats.org/wordprocessingml/2006/main" xmlns:w14="http://schemas.microsoft.com/office/word/2010/wordml" xmlns:w15="http://schemas.microsoft.com/office/word/2012/wordml" xmlns:w16cex="http://schemas.microsoft.com/office/word/2018/wordml/cex" xmlns:w16cid="http://schemas.microsoft.com/office/word/2016/wordml/cid" xmlns:w16="http://schemas.microsoft.com/office/word/2018/wordml" xmlns:w16du="http://schemas.microsoft.com/office/word/2023/wordml/word16du" xmlns:w16sdtdh="http://schemas.microsoft.com/office/word/2020/wordml/sdtdatahash" xmlns:w16sdtfl="http://schemas.microsoft.com/office/word/2024/wordml/sdtformatlock" xmlns:w16se="http://schemas.microsoft.com/office/word/2015/wordml/symex" mc:Ignorable="w14 w15 w16se w16cid w16 w16cex w16sdtdh w16sdtfl w16du">
   <w:docDefaults>
     <w:rPrDefault>
       <w:rPr>
@@ -7818,7 +7848,7 @@
 </file>
 
 <file path=word/glossary/webSettings.xml><?xml version="1.0" encoding="utf-8"?>
-<w:webSettings xmlns:mc="http://schemas.openxmlformats.org/markup-compatibility/2006" xmlns:r="http://schemas.openxmlformats.org/officeDocument/2006/relationships" xmlns:w="http://schemas.openxmlformats.org/wordprocessingml/2006/main" xmlns:w14="http://schemas.microsoft.com/office/word/2010/wordml" xmlns:w15="http://schemas.microsoft.com/office/word/2012/wordml" xmlns:w16cex="http://schemas.microsoft.com/office/word/2018/wordml/cex" xmlns:w16cid="http://schemas.microsoft.com/office/word/2016/wordml/cid" xmlns:w16="http://schemas.microsoft.com/office/word/2018/wordml" xmlns:w16sdtdh="http://schemas.microsoft.com/office/word/2020/wordml/sdtdatahash" xmlns:w16se="http://schemas.microsoft.com/office/word/2015/wordml/symex" mc:Ignorable="w14 w15 w16se w16cid w16 w16cex w16sdtdh">
+<w:webSettings xmlns:mc="http://schemas.openxmlformats.org/markup-compatibility/2006" xmlns:r="http://schemas.openxmlformats.org/officeDocument/2006/relationships" xmlns:w="http://schemas.openxmlformats.org/wordprocessingml/2006/main" xmlns:w14="http://schemas.microsoft.com/office/word/2010/wordml" xmlns:w15="http://schemas.microsoft.com/office/word/2012/wordml" xmlns:w16cex="http://schemas.microsoft.com/office/word/2018/wordml/cex" xmlns:w16cid="http://schemas.microsoft.com/office/word/2016/wordml/cid" xmlns:w16="http://schemas.microsoft.com/office/word/2018/wordml" xmlns:w16du="http://schemas.microsoft.com/office/word/2023/wordml/word16du" xmlns:w16sdtdh="http://schemas.microsoft.com/office/word/2020/wordml/sdtdatahash" xmlns:w16sdtfl="http://schemas.microsoft.com/office/word/2024/wordml/sdtformatlock" xmlns:w16se="http://schemas.microsoft.com/office/word/2015/wordml/symex" mc:Ignorable="w14 w15 w16se w16cid w16 w16cex w16sdtdh w16sdtfl w16du">
   <w:optimizeForBrowser/>
   <w:allowPNG/>
 </w:webSettings>
